--- a/Cafeteria_Menu_Display_Using_ServiceNow-main/Project Documents/5. Project Development Phase/User Acceptance Testing/UAT Report .docx
+++ b/Cafeteria_Menu_Display_Using_ServiceNow-main/Project Documents/5. Project Development Phase/User Acceptance Testing/UAT Report .docx
@@ -129,6 +129,7 @@
           <w:tblCellMar>
             <w:top w:w="10" w:type="dxa"/>
             <w:left w:w="108" w:type="dxa"/>
+            <w:bottom w:w="0" w:type="dxa"/>
             <w:right w:w="50" w:type="dxa"/>
           </w:tblCellMar>
         </w:tblPrEx>
@@ -144,7 +145,7 @@
               <w:bottom w:val="single" w:color="000000" w:sz="4" w:space="0"/>
               <w:right w:val="single" w:color="000000" w:sz="4" w:space="0"/>
             </w:tcBorders>
-            <w:shd w:fill="auto" w:color="auto"/>
+            <w:shd w:fill="auto" w:color="auto" w:val="clear"/>
             <w:vAlign w:val="top"/>
           </w:tcPr>
           <w:p>
@@ -179,7 +180,7 @@
               <w:bottom w:val="single" w:color="000000" w:sz="4" w:space="0"/>
               <w:right w:val="single" w:color="000000" w:sz="4" w:space="0"/>
             </w:tcBorders>
-            <w:shd w:fill="auto" w:color="auto"/>
+            <w:shd w:fill="auto" w:color="auto" w:val="clear"/>
             <w:vAlign w:val="top"/>
           </w:tcPr>
           <w:p>
@@ -212,6 +213,7 @@
           <w:tblCellMar>
             <w:top w:w="10" w:type="dxa"/>
             <w:left w:w="108" w:type="dxa"/>
+            <w:bottom w:w="0" w:type="dxa"/>
             <w:right w:w="50" w:type="dxa"/>
           </w:tblCellMar>
         </w:tblPrEx>
@@ -227,7 +229,7 @@
               <w:bottom w:val="single" w:color="000000" w:sz="4" w:space="0"/>
               <w:right w:val="single" w:color="000000" w:sz="4" w:space="0"/>
             </w:tcBorders>
-            <w:shd w:fill="auto" w:color="auto"/>
+            <w:shd w:fill="auto" w:color="auto" w:val="clear"/>
             <w:vAlign w:val="top"/>
           </w:tcPr>
           <w:p>
@@ -262,7 +264,7 @@
               <w:bottom w:val="single" w:color="000000" w:sz="4" w:space="0"/>
               <w:right w:val="single" w:color="000000" w:sz="4" w:space="0"/>
             </w:tcBorders>
-            <w:shd w:fill="auto" w:color="auto"/>
+            <w:shd w:fill="auto" w:color="auto" w:val="clear"/>
             <w:vAlign w:val="top"/>
           </w:tcPr>
           <w:p>
@@ -286,6 +288,7 @@
           <w:tblCellMar>
             <w:top w:w="10" w:type="dxa"/>
             <w:left w:w="108" w:type="dxa"/>
+            <w:bottom w:w="0" w:type="dxa"/>
             <w:right w:w="50" w:type="dxa"/>
           </w:tblCellMar>
         </w:tblPrEx>
@@ -301,7 +304,7 @@
               <w:bottom w:val="single" w:color="000000" w:sz="4" w:space="0"/>
               <w:right w:val="single" w:color="000000" w:sz="4" w:space="0"/>
             </w:tcBorders>
-            <w:shd w:fill="auto" w:color="auto"/>
+            <w:shd w:fill="auto" w:color="auto" w:val="clear"/>
             <w:vAlign w:val="top"/>
           </w:tcPr>
           <w:p>
@@ -336,7 +339,7 @@
               <w:bottom w:val="single" w:color="000000" w:sz="4" w:space="0"/>
               <w:right w:val="single" w:color="000000" w:sz="4" w:space="0"/>
             </w:tcBorders>
-            <w:shd w:fill="auto" w:color="auto"/>
+            <w:shd w:fill="auto" w:color="auto" w:val="clear"/>
             <w:vAlign w:val="top"/>
           </w:tcPr>
           <w:p>
@@ -364,6 +367,7 @@
           <w:tblCellMar>
             <w:top w:w="10" w:type="dxa"/>
             <w:left w:w="108" w:type="dxa"/>
+            <w:bottom w:w="0" w:type="dxa"/>
             <w:right w:w="50" w:type="dxa"/>
           </w:tblCellMar>
         </w:tblPrEx>
@@ -379,7 +383,7 @@
               <w:bottom w:val="single" w:color="000000" w:sz="4" w:space="0"/>
               <w:right w:val="single" w:color="000000" w:sz="4" w:space="0"/>
             </w:tcBorders>
-            <w:shd w:fill="auto" w:color="auto"/>
+            <w:shd w:fill="auto" w:color="auto" w:val="clear"/>
             <w:vAlign w:val="top"/>
           </w:tcPr>
           <w:p>
@@ -415,7 +419,7 @@
               <w:bottom w:val="single" w:color="000000" w:sz="4" w:space="0"/>
               <w:right w:val="single" w:color="000000" w:sz="4" w:space="0"/>
             </w:tcBorders>
-            <w:shd w:fill="auto" w:color="auto"/>
+            <w:shd w:fill="auto" w:color="auto" w:val="clear"/>
             <w:vAlign w:val="top"/>
           </w:tcPr>
           <w:p>
@@ -591,7 +595,20 @@
       </w:tblGrid>
       <w:tr>
         <w:tblPrEx>
-          <w:tblBorders/>
+          <w:tblBorders>
+            <w:top w:val="single" w:color="000000" w:sz="4" w:space="0"/>
+            <w:left w:val="single" w:color="000000" w:sz="4" w:space="0"/>
+            <w:bottom w:val="single" w:color="000000" w:sz="4" w:space="0"/>
+            <w:right w:val="single" w:color="000000" w:sz="4" w:space="0"/>
+            <w:insideH w:val="single" w:color="000000" w:sz="4" w:space="0"/>
+            <w:insideV w:val="single" w:color="000000" w:sz="4" w:space="0"/>
+          </w:tblBorders>
+          <w:tblCellMar>
+            <w:top w:w="0" w:type="dxa"/>
+            <w:left w:w="108" w:type="dxa"/>
+            <w:bottom w:w="0" w:type="dxa"/>
+            <w:right w:w="108" w:type="dxa"/>
+          </w:tblCellMar>
         </w:tblPrEx>
         <w:trPr>
           <w:trHeight w:hRule="atLeast" w:val="796"/>
@@ -600,7 +617,7 @@
           <w:tcPr>
             <w:tcW w:type="auto" w:w="0"/>
             <w:tcBorders/>
-            <w:shd w:fill="auto" w:color="auto"/>
+            <w:shd w:fill="auto" w:color="auto" w:val="clear"/>
             <w:vAlign w:val="top"/>
           </w:tcPr>
           <w:p>
@@ -629,7 +646,7 @@
           <w:tcPr>
             <w:tcW w:type="auto" w:w="0"/>
             <w:tcBorders/>
-            <w:shd w:fill="auto" w:color="auto"/>
+            <w:shd w:fill="auto" w:color="auto" w:val="clear"/>
             <w:vAlign w:val="top"/>
           </w:tcPr>
           <w:p>
@@ -658,7 +675,7 @@
           <w:tcPr>
             <w:tcW w:type="auto" w:w="0"/>
             <w:tcBorders/>
-            <w:shd w:fill="auto" w:color="auto"/>
+            <w:shd w:fill="auto" w:color="auto" w:val="clear"/>
             <w:vAlign w:val="top"/>
           </w:tcPr>
           <w:p>
@@ -687,7 +704,7 @@
           <w:tcPr>
             <w:tcW w:type="auto" w:w="0"/>
             <w:tcBorders/>
-            <w:shd w:fill="auto" w:color="auto"/>
+            <w:shd w:fill="auto" w:color="auto" w:val="clear"/>
             <w:vAlign w:val="top"/>
           </w:tcPr>
           <w:p>
@@ -716,7 +733,7 @@
           <w:tcPr>
             <w:tcW w:type="auto" w:w="0"/>
             <w:tcBorders/>
-            <w:shd w:fill="auto" w:color="auto"/>
+            <w:shd w:fill="auto" w:color="auto" w:val="clear"/>
             <w:vAlign w:val="top"/>
           </w:tcPr>
           <w:p>
@@ -745,7 +762,7 @@
           <w:tcPr>
             <w:tcW w:type="auto" w:w="0"/>
             <w:tcBorders/>
-            <w:shd w:fill="auto" w:color="auto"/>
+            <w:shd w:fill="auto" w:color="auto" w:val="clear"/>
             <w:vAlign w:val="top"/>
           </w:tcPr>
           <w:p>
@@ -773,7 +790,20 @@
       </w:tr>
       <w:tr>
         <w:tblPrEx>
-          <w:tblBorders/>
+          <w:tblBorders>
+            <w:top w:val="single" w:color="000000" w:sz="4" w:space="0"/>
+            <w:left w:val="single" w:color="000000" w:sz="4" w:space="0"/>
+            <w:bottom w:val="single" w:color="000000" w:sz="4" w:space="0"/>
+            <w:right w:val="single" w:color="000000" w:sz="4" w:space="0"/>
+            <w:insideH w:val="single" w:color="000000" w:sz="4" w:space="0"/>
+            <w:insideV w:val="single" w:color="000000" w:sz="4" w:space="0"/>
+          </w:tblBorders>
+          <w:tblCellMar>
+            <w:top w:w="0" w:type="dxa"/>
+            <w:left w:w="108" w:type="dxa"/>
+            <w:bottom w:w="0" w:type="dxa"/>
+            <w:right w:w="108" w:type="dxa"/>
+          </w:tblCellMar>
         </w:tblPrEx>
         <w:trPr>
           <w:trHeight w:hRule="atLeast" w:val="713"/>
@@ -782,7 +812,7 @@
           <w:tcPr>
             <w:tcW w:type="auto" w:w="0"/>
             <w:tcBorders/>
-            <w:shd w:fill="auto" w:color="auto"/>
+            <w:shd w:fill="auto" w:color="auto" w:val="clear"/>
             <w:vAlign w:val="top"/>
           </w:tcPr>
           <w:p>
@@ -811,7 +841,7 @@
           <w:tcPr>
             <w:tcW w:type="auto" w:w="0"/>
             <w:tcBorders/>
-            <w:shd w:fill="auto" w:color="auto"/>
+            <w:shd w:fill="auto" w:color="auto" w:val="clear"/>
             <w:vAlign w:val="top"/>
           </w:tcPr>
           <w:p>
@@ -836,7 +866,7 @@
           <w:tcPr>
             <w:tcW w:type="auto" w:w="0"/>
             <w:tcBorders/>
-            <w:shd w:fill="auto" w:color="auto"/>
+            <w:shd w:fill="auto" w:color="auto" w:val="clear"/>
             <w:vAlign w:val="top"/>
           </w:tcPr>
           <w:p>
@@ -861,7 +891,7 @@
           <w:tcPr>
             <w:tcW w:type="auto" w:w="0"/>
             <w:tcBorders/>
-            <w:shd w:fill="auto" w:color="auto"/>
+            <w:shd w:fill="auto" w:color="auto" w:val="clear"/>
             <w:vAlign w:val="top"/>
           </w:tcPr>
           <w:p>
@@ -886,7 +916,7 @@
           <w:tcPr>
             <w:tcW w:type="auto" w:w="0"/>
             <w:tcBorders/>
-            <w:shd w:fill="auto" w:color="auto"/>
+            <w:shd w:fill="auto" w:color="auto" w:val="clear"/>
             <w:vAlign w:val="top"/>
           </w:tcPr>
           <w:p>
@@ -911,7 +941,7 @@
           <w:tcPr>
             <w:tcW w:type="auto" w:w="0"/>
             <w:tcBorders/>
-            <w:shd w:fill="auto" w:color="auto"/>
+            <w:shd w:fill="auto" w:color="auto" w:val="clear"/>
             <w:vAlign w:val="top"/>
           </w:tcPr>
           <w:p>
@@ -935,7 +965,20 @@
       </w:tr>
       <w:tr>
         <w:tblPrEx>
-          <w:tblBorders/>
+          <w:tblBorders>
+            <w:top w:val="single" w:color="000000" w:sz="4" w:space="0"/>
+            <w:left w:val="single" w:color="000000" w:sz="4" w:space="0"/>
+            <w:bottom w:val="single" w:color="000000" w:sz="4" w:space="0"/>
+            <w:right w:val="single" w:color="000000" w:sz="4" w:space="0"/>
+            <w:insideH w:val="single" w:color="000000" w:sz="4" w:space="0"/>
+            <w:insideV w:val="single" w:color="000000" w:sz="4" w:space="0"/>
+          </w:tblBorders>
+          <w:tblCellMar>
+            <w:top w:w="0" w:type="dxa"/>
+            <w:left w:w="108" w:type="dxa"/>
+            <w:bottom w:w="0" w:type="dxa"/>
+            <w:right w:w="108" w:type="dxa"/>
+          </w:tblCellMar>
         </w:tblPrEx>
         <w:trPr>
           <w:trHeight w:hRule="atLeast" w:val="486"/>
@@ -944,7 +987,7 @@
           <w:tcPr>
             <w:tcW w:type="auto" w:w="0"/>
             <w:tcBorders/>
-            <w:shd w:fill="auto" w:color="auto"/>
+            <w:shd w:fill="auto" w:color="auto" w:val="clear"/>
             <w:vAlign w:val="top"/>
           </w:tcPr>
           <w:p>
@@ -973,7 +1016,7 @@
           <w:tcPr>
             <w:tcW w:type="auto" w:w="0"/>
             <w:tcBorders/>
-            <w:shd w:fill="auto" w:color="auto"/>
+            <w:shd w:fill="auto" w:color="auto" w:val="clear"/>
             <w:vAlign w:val="top"/>
           </w:tcPr>
           <w:p>
@@ -998,7 +1041,7 @@
           <w:tcPr>
             <w:tcW w:type="auto" w:w="0"/>
             <w:tcBorders/>
-            <w:shd w:fill="auto" w:color="auto"/>
+            <w:shd w:fill="auto" w:color="auto" w:val="clear"/>
             <w:vAlign w:val="top"/>
           </w:tcPr>
           <w:p>
@@ -1023,7 +1066,7 @@
           <w:tcPr>
             <w:tcW w:type="auto" w:w="0"/>
             <w:tcBorders/>
-            <w:shd w:fill="auto" w:color="auto"/>
+            <w:shd w:fill="auto" w:color="auto" w:val="clear"/>
             <w:vAlign w:val="top"/>
           </w:tcPr>
           <w:p>
@@ -1048,7 +1091,7 @@
           <w:tcPr>
             <w:tcW w:type="auto" w:w="0"/>
             <w:tcBorders/>
-            <w:shd w:fill="auto" w:color="auto"/>
+            <w:shd w:fill="auto" w:color="auto" w:val="clear"/>
             <w:vAlign w:val="top"/>
           </w:tcPr>
           <w:p>
@@ -1073,7 +1116,7 @@
           <w:tcPr>
             <w:tcW w:type="auto" w:w="0"/>
             <w:tcBorders/>
-            <w:shd w:fill="auto" w:color="auto"/>
+            <w:shd w:fill="auto" w:color="auto" w:val="clear"/>
             <w:vAlign w:val="top"/>
           </w:tcPr>
           <w:p>
@@ -1097,7 +1140,20 @@
       </w:tr>
       <w:tr>
         <w:tblPrEx>
-          <w:tblBorders/>
+          <w:tblBorders>
+            <w:top w:val="single" w:color="000000" w:sz="4" w:space="0"/>
+            <w:left w:val="single" w:color="000000" w:sz="4" w:space="0"/>
+            <w:bottom w:val="single" w:color="000000" w:sz="4" w:space="0"/>
+            <w:right w:val="single" w:color="000000" w:sz="4" w:space="0"/>
+            <w:insideH w:val="single" w:color="000000" w:sz="4" w:space="0"/>
+            <w:insideV w:val="single" w:color="000000" w:sz="4" w:space="0"/>
+          </w:tblBorders>
+          <w:tblCellMar>
+            <w:top w:w="0" w:type="dxa"/>
+            <w:left w:w="108" w:type="dxa"/>
+            <w:bottom w:w="0" w:type="dxa"/>
+            <w:right w:w="108" w:type="dxa"/>
+          </w:tblCellMar>
         </w:tblPrEx>
         <w:trPr>
           <w:trHeight w:hRule="atLeast" w:val="359"/>
@@ -1106,7 +1162,7 @@
           <w:tcPr>
             <w:tcW w:type="auto" w:w="0"/>
             <w:tcBorders/>
-            <w:shd w:fill="auto" w:color="auto"/>
+            <w:shd w:fill="auto" w:color="auto" w:val="clear"/>
             <w:vAlign w:val="top"/>
           </w:tcPr>
           <w:p>
@@ -1135,7 +1191,7 @@
           <w:tcPr>
             <w:tcW w:type="auto" w:w="0"/>
             <w:tcBorders/>
-            <w:shd w:fill="auto" w:color="auto"/>
+            <w:shd w:fill="auto" w:color="auto" w:val="clear"/>
             <w:vAlign w:val="top"/>
           </w:tcPr>
           <w:p>
@@ -1160,7 +1216,7 @@
           <w:tcPr>
             <w:tcW w:type="auto" w:w="0"/>
             <w:tcBorders/>
-            <w:shd w:fill="auto" w:color="auto"/>
+            <w:shd w:fill="auto" w:color="auto" w:val="clear"/>
             <w:vAlign w:val="top"/>
           </w:tcPr>
           <w:p>
@@ -1185,7 +1241,7 @@
           <w:tcPr>
             <w:tcW w:type="auto" w:w="0"/>
             <w:tcBorders/>
-            <w:shd w:fill="auto" w:color="auto"/>
+            <w:shd w:fill="auto" w:color="auto" w:val="clear"/>
             <w:vAlign w:val="top"/>
           </w:tcPr>
           <w:p>
@@ -1210,7 +1266,7 @@
           <w:tcPr>
             <w:tcW w:type="auto" w:w="0"/>
             <w:tcBorders/>
-            <w:shd w:fill="auto" w:color="auto"/>
+            <w:shd w:fill="auto" w:color="auto" w:val="clear"/>
             <w:vAlign w:val="top"/>
           </w:tcPr>
           <w:p>
@@ -1235,7 +1291,7 @@
           <w:tcPr>
             <w:tcW w:type="auto" w:w="0"/>
             <w:tcBorders/>
-            <w:shd w:fill="auto" w:color="auto"/>
+            <w:shd w:fill="auto" w:color="auto" w:val="clear"/>
             <w:vAlign w:val="top"/>
           </w:tcPr>
           <w:p>
@@ -1374,7 +1430,20 @@
       </w:tblGrid>
       <w:tr>
         <w:tblPrEx>
-          <w:tblBorders/>
+          <w:tblBorders>
+            <w:top w:val="single" w:color="000000" w:sz="4" w:space="0"/>
+            <w:left w:val="single" w:color="000000" w:sz="4" w:space="0"/>
+            <w:bottom w:val="single" w:color="000000" w:sz="4" w:space="0"/>
+            <w:right w:val="single" w:color="000000" w:sz="4" w:space="0"/>
+            <w:insideH w:val="single" w:color="000000" w:sz="4" w:space="0"/>
+            <w:insideV w:val="single" w:color="000000" w:sz="4" w:space="0"/>
+          </w:tblBorders>
+          <w:tblCellMar>
+            <w:top w:w="0" w:type="dxa"/>
+            <w:left w:w="108" w:type="dxa"/>
+            <w:bottom w:w="0" w:type="dxa"/>
+            <w:right w:w="108" w:type="dxa"/>
+          </w:tblCellMar>
         </w:tblPrEx>
         <w:trPr>
           <w:trHeight w:hRule="atLeast" w:val="396"/>
@@ -1383,7 +1452,7 @@
           <w:tcPr>
             <w:tcW w:type="auto" w:w="0"/>
             <w:tcBorders/>
-            <w:shd w:fill="auto" w:color="auto"/>
+            <w:shd w:fill="auto" w:color="auto" w:val="clear"/>
             <w:vAlign w:val="top"/>
           </w:tcPr>
           <w:p>
@@ -1410,7 +1479,7 @@
           <w:tcPr>
             <w:tcW w:type="auto" w:w="0"/>
             <w:tcBorders/>
-            <w:shd w:fill="auto" w:color="auto"/>
+            <w:shd w:fill="auto" w:color="auto" w:val="clear"/>
             <w:vAlign w:val="top"/>
           </w:tcPr>
           <w:p>
@@ -1437,7 +1506,7 @@
           <w:tcPr>
             <w:tcW w:type="auto" w:w="0"/>
             <w:tcBorders/>
-            <w:shd w:fill="auto" w:color="auto"/>
+            <w:shd w:fill="auto" w:color="auto" w:val="clear"/>
             <w:vAlign w:val="top"/>
           </w:tcPr>
           <w:p>
@@ -1464,7 +1533,7 @@
           <w:tcPr>
             <w:tcW w:type="auto" w:w="0"/>
             <w:tcBorders/>
-            <w:shd w:fill="auto" w:color="auto"/>
+            <w:shd w:fill="auto" w:color="auto" w:val="clear"/>
             <w:vAlign w:val="top"/>
           </w:tcPr>
           <w:p>
@@ -1491,7 +1560,7 @@
           <w:tcPr>
             <w:tcW w:type="auto" w:w="0"/>
             <w:tcBorders/>
-            <w:shd w:fill="auto" w:color="auto"/>
+            <w:shd w:fill="auto" w:color="auto" w:val="clear"/>
             <w:vAlign w:val="top"/>
           </w:tcPr>
           <w:p>
@@ -1517,7 +1586,20 @@
       </w:tr>
       <w:tr>
         <w:tblPrEx>
-          <w:tblBorders/>
+          <w:tblBorders>
+            <w:top w:val="single" w:color="000000" w:sz="4" w:space="0"/>
+            <w:left w:val="single" w:color="000000" w:sz="4" w:space="0"/>
+            <w:bottom w:val="single" w:color="000000" w:sz="4" w:space="0"/>
+            <w:right w:val="single" w:color="000000" w:sz="4" w:space="0"/>
+            <w:insideH w:val="single" w:color="000000" w:sz="4" w:space="0"/>
+            <w:insideV w:val="single" w:color="000000" w:sz="4" w:space="0"/>
+          </w:tblBorders>
+          <w:tblCellMar>
+            <w:top w:w="0" w:type="dxa"/>
+            <w:left w:w="108" w:type="dxa"/>
+            <w:bottom w:w="0" w:type="dxa"/>
+            <w:right w:w="108" w:type="dxa"/>
+          </w:tblCellMar>
         </w:tblPrEx>
         <w:trPr>
           <w:trHeight w:hRule="atLeast" w:val="413"/>
@@ -1526,7 +1608,7 @@
           <w:tcPr>
             <w:tcW w:type="auto" w:w="0"/>
             <w:tcBorders/>
-            <w:shd w:fill="auto" w:color="auto"/>
+            <w:shd w:fill="auto" w:color="auto" w:val="clear"/>
             <w:vAlign w:val="top"/>
           </w:tcPr>
           <w:p>
@@ -1553,7 +1635,7 @@
           <w:tcPr>
             <w:tcW w:type="auto" w:w="0"/>
             <w:tcBorders/>
-            <w:shd w:fill="auto" w:color="auto"/>
+            <w:shd w:fill="auto" w:color="auto" w:val="clear"/>
             <w:vAlign w:val="top"/>
           </w:tcPr>
           <w:p>
@@ -1578,7 +1660,7 @@
           <w:tcPr>
             <w:tcW w:type="auto" w:w="0"/>
             <w:tcBorders/>
-            <w:shd w:fill="auto" w:color="auto"/>
+            <w:shd w:fill="auto" w:color="auto" w:val="clear"/>
             <w:vAlign w:val="top"/>
           </w:tcPr>
           <w:p>
@@ -1603,7 +1685,7 @@
           <w:tcPr>
             <w:tcW w:type="auto" w:w="0"/>
             <w:tcBorders/>
-            <w:shd w:fill="auto" w:color="auto"/>
+            <w:shd w:fill="auto" w:color="auto" w:val="clear"/>
             <w:vAlign w:val="top"/>
           </w:tcPr>
           <w:p>
@@ -1628,7 +1710,7 @@
           <w:tcPr>
             <w:tcW w:type="auto" w:w="0"/>
             <w:tcBorders/>
-            <w:shd w:fill="auto" w:color="auto"/>
+            <w:shd w:fill="auto" w:color="auto" w:val="clear"/>
             <w:vAlign w:val="top"/>
           </w:tcPr>
           <w:p>
@@ -1652,7 +1734,20 @@
       </w:tr>
       <w:tr>
         <w:tblPrEx>
-          <w:tblBorders/>
+          <w:tblBorders>
+            <w:top w:val="single" w:color="000000" w:sz="4" w:space="0"/>
+            <w:left w:val="single" w:color="000000" w:sz="4" w:space="0"/>
+            <w:bottom w:val="single" w:color="000000" w:sz="4" w:space="0"/>
+            <w:right w:val="single" w:color="000000" w:sz="4" w:space="0"/>
+            <w:insideH w:val="single" w:color="000000" w:sz="4" w:space="0"/>
+            <w:insideV w:val="single" w:color="000000" w:sz="4" w:space="0"/>
+          </w:tblBorders>
+          <w:tblCellMar>
+            <w:top w:w="0" w:type="dxa"/>
+            <w:left w:w="108" w:type="dxa"/>
+            <w:bottom w:w="0" w:type="dxa"/>
+            <w:right w:w="108" w:type="dxa"/>
+          </w:tblCellMar>
         </w:tblPrEx>
         <w:trPr>
           <w:trHeight w:hRule="atLeast" w:val="396"/>
@@ -1661,7 +1756,7 @@
           <w:tcPr>
             <w:tcW w:type="auto" w:w="0"/>
             <w:tcBorders/>
-            <w:shd w:fill="auto" w:color="auto"/>
+            <w:shd w:fill="auto" w:color="auto" w:val="clear"/>
             <w:vAlign w:val="top"/>
           </w:tcPr>
           <w:p>
@@ -1690,7 +1785,7 @@
           <w:tcPr>
             <w:tcW w:type="auto" w:w="0"/>
             <w:tcBorders/>
-            <w:shd w:fill="auto" w:color="auto"/>
+            <w:shd w:fill="auto" w:color="auto" w:val="clear"/>
             <w:vAlign w:val="top"/>
           </w:tcPr>
           <w:p>
@@ -1715,7 +1810,7 @@
           <w:tcPr>
             <w:tcW w:type="auto" w:w="0"/>
             <w:tcBorders/>
-            <w:shd w:fill="auto" w:color="auto"/>
+            <w:shd w:fill="auto" w:color="auto" w:val="clear"/>
             <w:vAlign w:val="top"/>
           </w:tcPr>
           <w:p>
@@ -1740,7 +1835,7 @@
           <w:tcPr>
             <w:tcW w:type="auto" w:w="0"/>
             <w:tcBorders/>
-            <w:shd w:fill="auto" w:color="auto"/>
+            <w:shd w:fill="auto" w:color="auto" w:val="clear"/>
             <w:vAlign w:val="top"/>
           </w:tcPr>
           <w:p>
@@ -1765,7 +1860,7 @@
           <w:tcPr>
             <w:tcW w:type="auto" w:w="0"/>
             <w:tcBorders/>
-            <w:shd w:fill="auto" w:color="auto"/>
+            <w:shd w:fill="auto" w:color="auto" w:val="clear"/>
             <w:vAlign w:val="top"/>
           </w:tcPr>
           <w:p>
@@ -1789,7 +1884,20 @@
       </w:tr>
       <w:tr>
         <w:tblPrEx>
-          <w:tblBorders/>
+          <w:tblBorders>
+            <w:top w:val="single" w:color="000000" w:sz="4" w:space="0"/>
+            <w:left w:val="single" w:color="000000" w:sz="4" w:space="0"/>
+            <w:bottom w:val="single" w:color="000000" w:sz="4" w:space="0"/>
+            <w:right w:val="single" w:color="000000" w:sz="4" w:space="0"/>
+            <w:insideH w:val="single" w:color="000000" w:sz="4" w:space="0"/>
+            <w:insideV w:val="single" w:color="000000" w:sz="4" w:space="0"/>
+          </w:tblBorders>
+          <w:tblCellMar>
+            <w:top w:w="0" w:type="dxa"/>
+            <w:left w:w="108" w:type="dxa"/>
+            <w:bottom w:w="0" w:type="dxa"/>
+            <w:right w:w="108" w:type="dxa"/>
+          </w:tblCellMar>
         </w:tblPrEx>
         <w:trPr>
           <w:trHeight w:hRule="atLeast" w:val="413"/>
@@ -1798,7 +1906,7 @@
           <w:tcPr>
             <w:tcW w:type="auto" w:w="0"/>
             <w:tcBorders/>
-            <w:shd w:fill="auto" w:color="auto"/>
+            <w:shd w:fill="auto" w:color="auto" w:val="clear"/>
             <w:vAlign w:val="top"/>
           </w:tcPr>
           <w:p>
@@ -1827,7 +1935,7 @@
           <w:tcPr>
             <w:tcW w:type="auto" w:w="0"/>
             <w:tcBorders/>
-            <w:shd w:fill="auto" w:color="auto"/>
+            <w:shd w:fill="auto" w:color="auto" w:val="clear"/>
             <w:vAlign w:val="top"/>
           </w:tcPr>
           <w:p>
@@ -1852,7 +1960,7 @@
           <w:tcPr>
             <w:tcW w:type="auto" w:w="0"/>
             <w:tcBorders/>
-            <w:shd w:fill="auto" w:color="auto"/>
+            <w:shd w:fill="auto" w:color="auto" w:val="clear"/>
             <w:vAlign w:val="top"/>
           </w:tcPr>
           <w:p>
@@ -1877,7 +1985,7 @@
           <w:tcPr>
             <w:tcW w:type="auto" w:w="0"/>
             <w:tcBorders/>
-            <w:shd w:fill="auto" w:color="auto"/>
+            <w:shd w:fill="auto" w:color="auto" w:val="clear"/>
             <w:vAlign w:val="top"/>
           </w:tcPr>
           <w:p>
@@ -1902,7 +2010,7 @@
           <w:tcPr>
             <w:tcW w:type="auto" w:w="0"/>
             <w:tcBorders/>
-            <w:shd w:fill="auto" w:color="auto"/>
+            <w:shd w:fill="auto" w:color="auto" w:val="clear"/>
             <w:vAlign w:val="top"/>
           </w:tcPr>
           <w:p>
@@ -1926,7 +2034,20 @@
       </w:tr>
       <w:tr>
         <w:tblPrEx>
-          <w:tblBorders/>
+          <w:tblBorders>
+            <w:top w:val="single" w:color="000000" w:sz="4" w:space="0"/>
+            <w:left w:val="single" w:color="000000" w:sz="4" w:space="0"/>
+            <w:bottom w:val="single" w:color="000000" w:sz="4" w:space="0"/>
+            <w:right w:val="single" w:color="000000" w:sz="4" w:space="0"/>
+            <w:insideH w:val="single" w:color="000000" w:sz="4" w:space="0"/>
+            <w:insideV w:val="single" w:color="000000" w:sz="4" w:space="0"/>
+          </w:tblBorders>
+          <w:tblCellMar>
+            <w:top w:w="0" w:type="dxa"/>
+            <w:left w:w="108" w:type="dxa"/>
+            <w:bottom w:w="0" w:type="dxa"/>
+            <w:right w:w="108" w:type="dxa"/>
+          </w:tblCellMar>
         </w:tblPrEx>
         <w:trPr>
           <w:trHeight w:hRule="atLeast" w:val="396"/>
@@ -1935,7 +2056,7 @@
           <w:tcPr>
             <w:tcW w:type="auto" w:w="0"/>
             <w:tcBorders/>
-            <w:shd w:fill="auto" w:color="auto"/>
+            <w:shd w:fill="auto" w:color="auto" w:val="clear"/>
             <w:vAlign w:val="top"/>
           </w:tcPr>
           <w:p>
@@ -1964,7 +2085,7 @@
           <w:tcPr>
             <w:tcW w:type="auto" w:w="0"/>
             <w:tcBorders/>
-            <w:shd w:fill="auto" w:color="auto"/>
+            <w:shd w:fill="auto" w:color="auto" w:val="clear"/>
             <w:vAlign w:val="top"/>
           </w:tcPr>
           <w:p>
@@ -1989,7 +2110,7 @@
           <w:tcPr>
             <w:tcW w:type="auto" w:w="0"/>
             <w:tcBorders/>
-            <w:shd w:fill="auto" w:color="auto"/>
+            <w:shd w:fill="auto" w:color="auto" w:val="clear"/>
             <w:vAlign w:val="top"/>
           </w:tcPr>
           <w:p>
@@ -2014,7 +2135,7 @@
           <w:tcPr>
             <w:tcW w:type="auto" w:w="0"/>
             <w:tcBorders/>
-            <w:shd w:fill="auto" w:color="auto"/>
+            <w:shd w:fill="auto" w:color="auto" w:val="clear"/>
             <w:vAlign w:val="top"/>
           </w:tcPr>
           <w:p>
@@ -2039,7 +2160,7 @@
           <w:tcPr>
             <w:tcW w:type="auto" w:w="0"/>
             <w:tcBorders/>
-            <w:shd w:fill="auto" w:color="auto"/>
+            <w:shd w:fill="auto" w:color="auto" w:val="clear"/>
             <w:vAlign w:val="top"/>
           </w:tcPr>
           <w:p>
@@ -2063,7 +2184,20 @@
       </w:tr>
       <w:tr>
         <w:tblPrEx>
-          <w:tblBorders/>
+          <w:tblBorders>
+            <w:top w:val="single" w:color="000000" w:sz="4" w:space="0"/>
+            <w:left w:val="single" w:color="000000" w:sz="4" w:space="0"/>
+            <w:bottom w:val="single" w:color="000000" w:sz="4" w:space="0"/>
+            <w:right w:val="single" w:color="000000" w:sz="4" w:space="0"/>
+            <w:insideH w:val="single" w:color="000000" w:sz="4" w:space="0"/>
+            <w:insideV w:val="single" w:color="000000" w:sz="4" w:space="0"/>
+          </w:tblBorders>
+          <w:tblCellMar>
+            <w:top w:w="0" w:type="dxa"/>
+            <w:left w:w="108" w:type="dxa"/>
+            <w:bottom w:w="0" w:type="dxa"/>
+            <w:right w:w="108" w:type="dxa"/>
+          </w:tblCellMar>
         </w:tblPrEx>
         <w:trPr>
           <w:trHeight w:hRule="atLeast" w:val="413"/>
@@ -2072,7 +2206,7 @@
           <w:tcPr>
             <w:tcW w:type="auto" w:w="0"/>
             <w:tcBorders/>
-            <w:shd w:fill="auto" w:color="auto"/>
+            <w:shd w:fill="auto" w:color="auto" w:val="clear"/>
             <w:vAlign w:val="top"/>
           </w:tcPr>
           <w:p>
@@ -2101,7 +2235,7 @@
           <w:tcPr>
             <w:tcW w:type="auto" w:w="0"/>
             <w:tcBorders/>
-            <w:shd w:fill="auto" w:color="auto"/>
+            <w:shd w:fill="auto" w:color="auto" w:val="clear"/>
             <w:vAlign w:val="top"/>
           </w:tcPr>
           <w:p>
@@ -2126,7 +2260,7 @@
           <w:tcPr>
             <w:tcW w:type="auto" w:w="0"/>
             <w:tcBorders/>
-            <w:shd w:fill="auto" w:color="auto"/>
+            <w:shd w:fill="auto" w:color="auto" w:val="clear"/>
             <w:vAlign w:val="top"/>
           </w:tcPr>
           <w:p>
@@ -2151,7 +2285,7 @@
           <w:tcPr>
             <w:tcW w:type="auto" w:w="0"/>
             <w:tcBorders/>
-            <w:shd w:fill="auto" w:color="auto"/>
+            <w:shd w:fill="auto" w:color="auto" w:val="clear"/>
             <w:vAlign w:val="top"/>
           </w:tcPr>
           <w:p>
@@ -2176,7 +2310,7 @@
           <w:tcPr>
             <w:tcW w:type="auto" w:w="0"/>
             <w:tcBorders/>
-            <w:shd w:fill="auto" w:color="auto"/>
+            <w:shd w:fill="auto" w:color="auto" w:val="clear"/>
             <w:vAlign w:val="top"/>
           </w:tcPr>
           <w:p>
@@ -2200,7 +2334,20 @@
       </w:tr>
       <w:tr>
         <w:tblPrEx>
-          <w:tblBorders/>
+          <w:tblBorders>
+            <w:top w:val="single" w:color="000000" w:sz="4" w:space="0"/>
+            <w:left w:val="single" w:color="000000" w:sz="4" w:space="0"/>
+            <w:bottom w:val="single" w:color="000000" w:sz="4" w:space="0"/>
+            <w:right w:val="single" w:color="000000" w:sz="4" w:space="0"/>
+            <w:insideH w:val="single" w:color="000000" w:sz="4" w:space="0"/>
+            <w:insideV w:val="single" w:color="000000" w:sz="4" w:space="0"/>
+          </w:tblBorders>
+          <w:tblCellMar>
+            <w:top w:w="0" w:type="dxa"/>
+            <w:left w:w="108" w:type="dxa"/>
+            <w:bottom w:w="0" w:type="dxa"/>
+            <w:right w:w="108" w:type="dxa"/>
+          </w:tblCellMar>
         </w:tblPrEx>
         <w:trPr>
           <w:trHeight w:hRule="atLeast" w:val="396"/>
@@ -2209,7 +2356,7 @@
           <w:tcPr>
             <w:tcW w:type="auto" w:w="0"/>
             <w:tcBorders/>
-            <w:shd w:fill="auto" w:color="auto"/>
+            <w:shd w:fill="auto" w:color="auto" w:val="clear"/>
             <w:vAlign w:val="top"/>
           </w:tcPr>
           <w:p>
@@ -2238,32 +2385,32 @@
           <w:tcPr>
             <w:tcW w:type="auto" w:w="0"/>
             <w:tcBorders/>
-            <w:shd w:fill="auto" w:color="auto"/>
-            <w:vAlign w:val="top"/>
-          </w:tcPr>
-          <w:p>
-            <w:pPr>
-              <w:pBdr/>
-              <w:pStyle w:val="Normal"/>
-              <w:spacing w:after="0"/>
-              <w:ind w:left="10"/>
-              <w:rPr>
-                <w:rFonts w:ascii="Arial" w:eastAsia="Arial" w:hAnsi="Arial" w:cs="Arial"/>
-              </w:rPr>
-            </w:pPr>
-            <w:r>
-              <w:rPr>
-                <w:rFonts w:ascii="Arial" w:eastAsia="Arial" w:hAnsi="Arial" w:cs="Arial"/>
-              </w:rPr>
-              <w:t xml:space="preserve">3</w:t>
-            </w:r>
-          </w:p>
-        </w:tc>
-        <w:tc>
-          <w:tcPr>
-            <w:tcW w:type="auto" w:w="0"/>
-            <w:tcBorders/>
-            <w:shd w:fill="auto" w:color="auto"/>
+            <w:shd w:fill="auto" w:color="auto" w:val="clear"/>
+            <w:vAlign w:val="top"/>
+          </w:tcPr>
+          <w:p>
+            <w:pPr>
+              <w:pBdr/>
+              <w:pStyle w:val="Normal"/>
+              <w:spacing w:after="0"/>
+              <w:ind w:left="10"/>
+              <w:rPr>
+                <w:rFonts w:ascii="Arial" w:eastAsia="Arial" w:hAnsi="Arial" w:cs="Arial"/>
+              </w:rPr>
+            </w:pPr>
+            <w:r>
+              <w:rPr>
+                <w:rFonts w:ascii="Arial" w:eastAsia="Arial" w:hAnsi="Arial" w:cs="Arial"/>
+              </w:rPr>
+              <w:t xml:space="preserve">4</w:t>
+            </w:r>
+          </w:p>
+        </w:tc>
+        <w:tc>
+          <w:tcPr>
+            <w:tcW w:type="auto" w:w="0"/>
+            <w:tcBorders/>
+            <w:shd w:fill="auto" w:color="auto" w:val="clear"/>
             <w:vAlign w:val="top"/>
           </w:tcPr>
           <w:p>
@@ -2288,7 +2435,7 @@
           <w:tcPr>
             <w:tcW w:type="auto" w:w="0"/>
             <w:tcBorders/>
-            <w:shd w:fill="auto" w:color="auto"/>
+            <w:shd w:fill="auto" w:color="auto" w:val="clear"/>
             <w:vAlign w:val="top"/>
           </w:tcPr>
           <w:p>
@@ -2313,31 +2460,44 @@
           <w:tcPr>
             <w:tcW w:type="auto" w:w="0"/>
             <w:tcBorders/>
-            <w:shd w:fill="auto" w:color="auto"/>
-            <w:vAlign w:val="top"/>
-          </w:tcPr>
-          <w:p>
-            <w:pPr>
-              <w:pBdr/>
-              <w:pStyle w:val="Normal"/>
-              <w:spacing w:after="0"/>
-              <w:ind w:left="10"/>
-              <w:rPr>
-                <w:rFonts w:ascii="Arial" w:eastAsia="Arial" w:hAnsi="Arial" w:cs="Arial"/>
-              </w:rPr>
-            </w:pPr>
-            <w:r>
-              <w:rPr>
-                <w:rFonts w:ascii="Arial" w:eastAsia="Arial" w:hAnsi="Arial" w:cs="Arial"/>
-              </w:rPr>
-              <w:t xml:space="preserve">3 </w:t>
+            <w:shd w:fill="auto" w:color="auto" w:val="clear"/>
+            <w:vAlign w:val="top"/>
+          </w:tcPr>
+          <w:p>
+            <w:pPr>
+              <w:pBdr/>
+              <w:pStyle w:val="Normal"/>
+              <w:spacing w:after="0"/>
+              <w:ind w:left="10"/>
+              <w:rPr>
+                <w:rFonts w:ascii="Arial" w:eastAsia="Arial" w:hAnsi="Arial" w:cs="Arial"/>
+              </w:rPr>
+            </w:pPr>
+            <w:r>
+              <w:rPr>
+                <w:rFonts w:ascii="Arial" w:eastAsia="Arial" w:hAnsi="Arial" w:cs="Arial"/>
+              </w:rPr>
+              <w:t xml:space="preserve">4 </w:t>
             </w:r>
           </w:p>
         </w:tc>
       </w:tr>
       <w:tr>
         <w:tblPrEx>
-          <w:tblBorders/>
+          <w:tblBorders>
+            <w:top w:val="single" w:color="000000" w:sz="4" w:space="0"/>
+            <w:left w:val="single" w:color="000000" w:sz="4" w:space="0"/>
+            <w:bottom w:val="single" w:color="000000" w:sz="4" w:space="0"/>
+            <w:right w:val="single" w:color="000000" w:sz="4" w:space="0"/>
+            <w:insideH w:val="single" w:color="000000" w:sz="4" w:space="0"/>
+            <w:insideV w:val="single" w:color="000000" w:sz="4" w:space="0"/>
+          </w:tblBorders>
+          <w:tblCellMar>
+            <w:top w:w="0" w:type="dxa"/>
+            <w:left w:w="108" w:type="dxa"/>
+            <w:bottom w:w="0" w:type="dxa"/>
+            <w:right w:w="108" w:type="dxa"/>
+          </w:tblCellMar>
         </w:tblPrEx>
         <w:trPr>
           <w:trHeight w:hRule="atLeast" w:val="396"/>
@@ -2346,7 +2506,7 @@
           <w:tcPr>
             <w:tcW w:type="auto" w:w="0"/>
             <w:tcBorders/>
-            <w:shd w:fill="auto" w:color="auto"/>
+            <w:shd w:fill="auto" w:color="auto" w:val="clear"/>
             <w:vAlign w:val="top"/>
           </w:tcPr>
           <w:p>
@@ -2375,36 +2535,36 @@
           <w:tcPr>
             <w:tcW w:type="auto" w:w="0"/>
             <w:tcBorders/>
-            <w:shd w:fill="auto" w:color="auto"/>
-            <w:vAlign w:val="top"/>
-          </w:tcPr>
-          <w:p>
-            <w:pPr>
-              <w:pBdr/>
-              <w:pStyle w:val="Normal"/>
-              <w:spacing w:after="0"/>
-              <w:ind w:left="10"/>
-              <w:rPr>
-                <w:rFonts w:ascii="Arial" w:eastAsia="Arial" w:hAnsi="Arial" w:cs="Arial"/>
-                <w:b/>
-                <w:bCs/>
-              </w:rPr>
-            </w:pPr>
-            <w:r>
-              <w:rPr>
-                <w:rFonts w:ascii="Arial" w:eastAsia="Arial" w:hAnsi="Arial" w:cs="Arial"/>
-                <w:b/>
-                <w:bCs/>
-              </w:rPr>
-              <w:t xml:space="preserve">32</w:t>
-            </w:r>
-          </w:p>
-        </w:tc>
-        <w:tc>
-          <w:tcPr>
-            <w:tcW w:type="auto" w:w="0"/>
-            <w:tcBorders/>
-            <w:shd w:fill="auto" w:color="auto"/>
+            <w:shd w:fill="auto" w:color="auto" w:val="clear"/>
+            <w:vAlign w:val="top"/>
+          </w:tcPr>
+          <w:p>
+            <w:pPr>
+              <w:pBdr/>
+              <w:pStyle w:val="Normal"/>
+              <w:spacing w:after="0"/>
+              <w:ind w:left="10"/>
+              <w:rPr>
+                <w:rFonts w:ascii="Arial" w:eastAsia="Arial" w:hAnsi="Arial" w:cs="Arial"/>
+                <w:b/>
+                <w:bCs/>
+              </w:rPr>
+            </w:pPr>
+            <w:r>
+              <w:rPr>
+                <w:rFonts w:ascii="Arial" w:eastAsia="Arial" w:hAnsi="Arial" w:cs="Arial"/>
+                <w:b/>
+                <w:bCs/>
+              </w:rPr>
+              <w:t xml:space="preserve">33</w:t>
+            </w:r>
+          </w:p>
+        </w:tc>
+        <w:tc>
+          <w:tcPr>
+            <w:tcW w:type="auto" w:w="0"/>
+            <w:tcBorders/>
+            <w:shd w:fill="auto" w:color="auto" w:val="clear"/>
             <w:vAlign w:val="top"/>
           </w:tcPr>
           <w:p>
@@ -2433,7 +2593,7 @@
           <w:tcPr>
             <w:tcW w:type="auto" w:w="0"/>
             <w:tcBorders/>
-            <w:shd w:fill="auto" w:color="auto"/>
+            <w:shd w:fill="auto" w:color="auto" w:val="clear"/>
             <w:vAlign w:val="top"/>
           </w:tcPr>
           <w:p>
@@ -2462,28 +2622,28 @@
           <w:tcPr>
             <w:tcW w:type="auto" w:w="0"/>
             <w:tcBorders/>
-            <w:shd w:fill="auto" w:color="auto"/>
-            <w:vAlign w:val="top"/>
-          </w:tcPr>
-          <w:p>
-            <w:pPr>
-              <w:pBdr/>
-              <w:pStyle w:val="Normal"/>
-              <w:spacing w:after="0"/>
-              <w:ind w:left="10"/>
-              <w:rPr>
-                <w:rFonts w:ascii="Arial" w:eastAsia="Arial" w:hAnsi="Arial" w:cs="Arial"/>
-                <w:b/>
-                <w:bCs/>
-              </w:rPr>
-            </w:pPr>
-            <w:r>
-              <w:rPr>
-                <w:rFonts w:ascii="Arial" w:eastAsia="Arial" w:hAnsi="Arial" w:cs="Arial"/>
-                <w:b/>
-                <w:bCs/>
-              </w:rPr>
-              <w:t xml:space="preserve">32</w:t>
+            <w:shd w:fill="auto" w:color="auto" w:val="clear"/>
+            <w:vAlign w:val="top"/>
+          </w:tcPr>
+          <w:p>
+            <w:pPr>
+              <w:pBdr/>
+              <w:pStyle w:val="Normal"/>
+              <w:spacing w:after="0"/>
+              <w:ind w:left="10"/>
+              <w:rPr>
+                <w:rFonts w:ascii="Arial" w:eastAsia="Arial" w:hAnsi="Arial" w:cs="Arial"/>
+                <w:b/>
+                <w:bCs/>
+              </w:rPr>
+            </w:pPr>
+            <w:r>
+              <w:rPr>
+                <w:rFonts w:ascii="Arial" w:eastAsia="Arial" w:hAnsi="Arial" w:cs="Arial"/>
+                <w:b/>
+                <w:bCs/>
+              </w:rPr>
+              <w:t xml:space="preserve">33</w:t>
             </w:r>
           </w:p>
         </w:tc>
